--- a/source/Английский через истории — Сезон 1 — Все публикации — ФИНАЛ.docx
+++ b/source/Английский через истории — Сезон 1 — Все публикации — ФИНАЛ.docx
@@ -24065,19 +24065,6 @@
     <w:p>
       <w:pPr>
         <w:rPr>
-          <w:lang w:val="ru-RU"/>
-        </w:rPr>
-      </w:pPr>
-      <w:r>
-        <w:rPr>
-          <w:lang w:val="ru-RU"/>
-        </w:rPr>
-        <w:t>Эмма и Адам уже понемногу освоились в новом районе и стали приятелями.</w:t>
-      </w:r>
-    </w:p>
-    <w:p>
-      <w:pPr>
-        <w:rPr>
           <w:b/>
           <w:bCs/>
         </w:rPr>
@@ -24141,31 +24128,10 @@
     </w:p>
     <w:p>
       <w:r>
-        <w:t>I like this area now.</w:t>
-      </w:r>
-      <w:r>
-        <w:br/>
-        <w:t>Me too.</w:t>
-      </w:r>
-      <w:r>
-        <w:br/>
-        <w:t>We know the café, the supermarket, and the subway station.</w:t>
-      </w:r>
-      <w:r>
-        <w:br/>
-        <w:t>Yes, we do.</w:t>
-      </w:r>
-      <w:r>
-        <w:br/>
-        <w:t>Have a good evening, Adam.</w:t>
-      </w:r>
-      <w:r>
-        <w:br/>
-        <w:t>You too. See you tomorrow!</w:t>
-      </w:r>
-      <w:r>
-        <w:br/>
-        <w:t>See you!</w:t>
+        <w:rPr>
+          <w:b/>
+        </w:rPr>
+        <w:t>Диалог целиком.</w:t>
       </w:r>
     </w:p>
     <w:p>
@@ -25557,230 +25523,79 @@
       </w:pPr>
       <w:r>
         <w:rPr>
-          <w:rFonts w:ascii="Segoe UI Emoji" w:hAnsi="Segoe UI Emoji" w:cs="Segoe UI Emoji"/>
-          <w:b/>
-          <w:bCs/>
-        </w:rPr>
-        <w:t>🎉</w:t>
-      </w:r>
-      <w:r>
-        <w:rPr>
-          <w:b/>
-          <w:bCs/>
-          <w:lang w:val="ru-RU"/>
-        </w:rPr>
-        <w:t xml:space="preserve"> </w:t>
-      </w:r>
-      <w:r>
-        <w:rPr>
-          <w:b/>
-          <w:bCs/>
-        </w:rPr>
-        <w:t>SEASON</w:t>
-      </w:r>
-      <w:r>
-        <w:rPr>
-          <w:b/>
-          <w:bCs/>
-          <w:lang w:val="ru-RU"/>
-        </w:rPr>
-        <w:t xml:space="preserve"> 1 </w:t>
-      </w:r>
-      <w:r>
-        <w:rPr>
-          <w:b/>
-          <w:bCs/>
-        </w:rPr>
-        <w:t>COMPLETE</w:t>
-      </w:r>
-      <w:r>
-        <w:rPr>
-          <w:b/>
-          <w:bCs/>
-          <w:lang w:val="ru-RU"/>
-        </w:rPr>
-        <w:t>!</w:t>
-      </w:r>
-    </w:p>
-    <w:p>
-      <w:pPr>
-        <w:rPr>
-          <w:lang w:val="ru-RU"/>
-        </w:rPr>
-      </w:pPr>
-      <w:r>
-        <w:rPr>
-          <w:lang w:val="ru-RU"/>
-        </w:rPr>
-        <w:t>Месяц назад всё началось всего с нескольких коротких фраз:</w:t>
-      </w:r>
-    </w:p>
-    <w:p>
-      <w:r>
-        <w:rPr>
-          <w:b/>
-          <w:bCs/>
-        </w:rPr>
-        <w:t>Hi!</w:t>
-      </w:r>
-    </w:p>
-    <w:p>
-      <w:r>
-        <w:rPr>
-          <w:b/>
-          <w:bCs/>
-        </w:rPr>
-        <w:t>I’m Emma.</w:t>
-      </w:r>
-    </w:p>
-    <w:p>
-      <w:r>
-        <w:rPr>
-          <w:b/>
-          <w:bCs/>
-        </w:rPr>
-        <w:t>Nice to meet you.</w:t>
-      </w:r>
-    </w:p>
-    <w:p>
-      <w:pPr>
-        <w:rPr>
-          <w:lang w:val="ru-RU"/>
-        </w:rPr>
-      </w:pPr>
-      <w:r>
-        <w:rPr>
-          <w:lang w:val="ru-RU"/>
-        </w:rPr>
-        <w:t>А теперь вы уже можете:</w:t>
-      </w:r>
-    </w:p>
-    <w:p>
-      <w:pPr>
-        <w:rPr>
-          <w:lang w:val="ru-RU"/>
-        </w:rPr>
-      </w:pPr>
-      <w:r>
-        <w:rPr>
-          <w:lang w:val="ru-RU"/>
-        </w:rPr>
-        <w:t>✓ познакомиться;</w:t>
-      </w:r>
-      <w:r>
-        <w:rPr>
-          <w:lang w:val="ru-RU"/>
-        </w:rPr>
-        <w:br/>
-        <w:t>✓ сказать, откуда вы;</w:t>
-      </w:r>
-      <w:r>
-        <w:rPr>
-          <w:lang w:val="ru-RU"/>
-        </w:rPr>
-        <w:br/>
-        <w:t>✓ рассказать, где живёте и работаете;</w:t>
-      </w:r>
-      <w:r>
-        <w:rPr>
-          <w:lang w:val="ru-RU"/>
-        </w:rPr>
-        <w:br/>
-        <w:t>✓ назвать несколько своих интересов;</w:t>
-      </w:r>
-      <w:r>
-        <w:rPr>
-          <w:lang w:val="ru-RU"/>
-        </w:rPr>
-        <w:br/>
-        <w:t>✓ спросить человека о нём самом;</w:t>
-      </w:r>
-      <w:r>
-        <w:rPr>
-          <w:lang w:val="ru-RU"/>
-        </w:rPr>
-        <w:br/>
-        <w:t>✓ спросить, где находится нужное место;</w:t>
-      </w:r>
-      <w:r>
-        <w:rPr>
-          <w:lang w:val="ru-RU"/>
-        </w:rPr>
-        <w:br/>
-        <w:t>✓ понять простое объяснение;</w:t>
-      </w:r>
-      <w:r>
-        <w:rPr>
-          <w:lang w:val="ru-RU"/>
-        </w:rPr>
-        <w:br/>
-        <w:t>✓ сказать, что вам нравится или не нравится;</w:t>
-      </w:r>
-      <w:r>
-        <w:rPr>
-          <w:lang w:val="ru-RU"/>
-        </w:rPr>
-        <w:br/>
-        <w:t>✓ поддержать небольшой разговор;</w:t>
-      </w:r>
-      <w:r>
-        <w:rPr>
-          <w:lang w:val="ru-RU"/>
-        </w:rPr>
-        <w:br/>
-        <w:t>✓ попрощаться и пожелать человеку хорошего дня.</w:t>
-      </w:r>
-    </w:p>
-    <w:p>
-      <w:pPr>
-        <w:rPr>
-          <w:lang w:val="ru-RU"/>
-        </w:rPr>
-      </w:pPr>
-      <w:r>
-        <w:rPr>
-          <w:lang w:val="ru-RU"/>
-        </w:rPr>
-        <w:t>И главное — английский уже начинает состоять не из отдельных незнакомых слов.</w:t>
-      </w:r>
-    </w:p>
-    <w:p>
-      <w:pPr>
-        <w:rPr>
-          <w:lang w:val="ru-RU"/>
-        </w:rPr>
-      </w:pPr>
-      <w:r>
-        <w:rPr>
-          <w:lang w:val="ru-RU"/>
-        </w:rPr>
-        <w:t>Вы начинаете понимать целые реплики.</w:t>
-      </w:r>
-    </w:p>
-    <w:p>
-      <w:pPr>
-        <w:rPr>
-          <w:lang w:val="ru-RU"/>
-        </w:rPr>
-      </w:pPr>
-      <w:r>
-        <w:rPr>
-          <w:lang w:val="ru-RU"/>
-        </w:rPr>
-        <w:t>Это только первый сезон.</w:t>
-      </w:r>
-    </w:p>
-    <w:p>
-      <w:pPr>
-        <w:rPr>
-          <w:lang w:val="ru-RU"/>
-        </w:rPr>
-      </w:pPr>
-      <w:r>
-        <w:rPr>
-          <w:lang w:val="ru-RU"/>
-        </w:rPr>
-        <w:t>Но язык уже начал работать.</w:t>
+          <w:b/>
+        </w:rPr>
+        <w:t>🎉 SEASON 1 COMPLETE!</w:t>
+        <w:br/>
+        <w:t xml:space="preserve">     Поздравляем!</w:t>
+      </w:r>
+    </w:p>
+    <w:p>
+      <w:pPr>
+        <w:rPr>
+          <w:lang w:val="ru-RU"/>
+        </w:rPr>
+      </w:pPr>
+      <w:r>
+        <w:rPr>
+          <w:b w:val="0"/>
+        </w:rPr>
+        <w:t>Вы прошли весь первый сезон курса.</w:t>
+      </w:r>
+    </w:p>
+    <w:p>
+      <w:r>
+        <w:rPr>
+          <w:b w:val="0"/>
+        </w:rPr>
+        <w:t>Теперь вы уже можете:</w:t>
+      </w:r>
+    </w:p>
+    <w:p>
+      <w:r>
+        <w:rPr>
+          <w:b w:val="0"/>
+        </w:rPr>
+        <w:t>✅ познакомиться;</w:t>
+        <w:br/>
+        <w:t>✅ сказать, откуда вы;</w:t>
+        <w:br/>
+        <w:t>✅ рассказать, где живёте и работаете;</w:t>
+        <w:br/>
+        <w:t>✅ назвать несколько своих интересов;</w:t>
+        <w:br/>
+        <w:t>✅ спросить человека о нём самом;</w:t>
+        <w:br/>
+        <w:t>✅ спросить, где находится нужное место;</w:t>
+        <w:br/>
+        <w:t>✅ понять простое объяснение;</w:t>
+        <w:br/>
+        <w:t>✅ сказать, что вам нравится или не нравится;</w:t>
+        <w:br/>
+        <w:t>✅ поддержать небольшой разговор;</w:t>
+        <w:br/>
+        <w:t>✅ попрощаться и пожелать человеку хорошего дня.</w:t>
+      </w:r>
+    </w:p>
+    <w:p>
+      <w:r>
+        <w:rPr>
+          <w:b/>
+        </w:rPr>
+        <w:t>🏆 Вы молодец!</w:t>
+      </w:r>
+    </w:p>
+    <w:p>
+      <w:pPr>
+        <w:rPr>
+          <w:lang w:val="ru-RU"/>
+        </w:rPr>
+      </w:pPr>
+      <w:r>
+        <w:rPr>
+          <w:b w:val="0"/>
+        </w:rPr>
+        <w:t>До встречи во втором сезоне!</w:t>
       </w:r>
     </w:p>
     <w:p>
